--- a/src/rodos_corpus/data/corpus/rendered/finance/FIN-PROTOKOL-RAZN-TSU-2026.docx
+++ b/src/rodos_corpus/data/corpus/rendered/finance/FIN-PROTOKOL-RAZN-TSU-2026.docx
@@ -15,7 +15,7 @@
         <w:rPr>
           <w:i/>
         </w:rPr>
-        <w:t>Дата утверждения: 24.09.2026</w:t>
+        <w:t>Дата утверждения: 25.09.2026</w:t>
       </w:r>
     </w:p>
     <w:p>
@@ -23,7 +23,7 @@
         <w:rPr>
           <w:i/>
         </w:rPr>
-        <w:t>Вводится в действие с 24.09.2026</w:t>
+        <w:t>Вводится в действие с 25.09.2026</w:t>
       </w:r>
     </w:p>
     <w:p>
@@ -31,17 +31,17 @@
         <w:pStyle w:val="Title"/>
       </w:pPr>
       <w:r>
-        <w:t>Протокол разногласий к проекту договора поставки с ООО «ТехСнаб-Урал»</w:t>
+        <w:t>Протокол разногласий к проекту договора поставки металлопродукции с ООО «ТехСнаб-Урал»</w:t>
       </w:r>
     </w:p>
     <w:p>
       <w:r>
-        <w:t>Протокол разногласий к проекту договора поставки, полученному от ООО «ТехСнаб-Урал» 21.09.2026.</w:t>
+        <w:t>Протокол разногласий к проекту договора поставки металлопродукции № ТСУ-2026/118, полученному от ООО «ТехСнаб-Урал» 23.09.2026 в редакции Поставщика от 22.09.2026.</w:t>
       </w:r>
     </w:p>
     <w:p>
       <w:r>
-        <w:t>Составлен по итогам согласования по маршруту пункта 3.1 регламента FIN-REGL-DOGOVOR. Согласующие лица возвращали проект инициатору с указанием замечаний в порядке пункта 3.2 того же регламента; настоящий протокол сводит замечания, по которым требуется решение контрагента.</w:t>
+        <w:t>По этому договору предприятие выступает Покупателем, поэтому условия проекта сверялись с действующим договором поставки сортового проката ПП-2025/14 (ООО «Прикамье-Прокат») — тот же вид закупки, те же марки стали, — а не с типовой формой договора продажи. Составлен по итогам согласования по маршруту пункта 3.1 регламента FIN-REGL-DOGOVOR; согласующие возвращали проект инициатору с замечаниями в порядке пункта 3.2 того же регламента.</w:t>
       </w:r>
     </w:p>
     <w:p>
@@ -103,7 +103,7 @@
           </w:tcPr>
           <w:p>
             <w:r>
-              <w:t>Пункт типовой формы</w:t>
+              <w:t>Чем сверялись</w:t>
             </w:r>
           </w:p>
         </w:tc>
@@ -145,7 +145,7 @@
           </w:tcPr>
           <w:p>
             <w:r>
-              <w:t>4.3</w:t>
+              <w:t>2.6</w:t>
             </w:r>
           </w:p>
         </w:tc>
@@ -155,7 +155,7 @@
           </w:tcPr>
           <w:p>
             <w:r>
-              <w:t>Отсрочка платежа 90 календарных дней с даты поставки, без обеспечения</w:t>
+              <w:t>Поставщик вправе в одностороннем порядке пересматривать цены, уведомив за 5 календарных дней, и применять новые цены к ранее подписанным спецификациям без дополнительного соглашения</w:t>
             </w:r>
           </w:p>
         </w:tc>
@@ -165,7 +165,7 @@
           </w:tcPr>
           <w:p>
             <w:r>
-              <w:t>4.3 SALES-DOG-TIPOVOY</w:t>
+              <w:t>п. 3.5 ПП-2025/14: изменение зафиксированной цены в течение срока действия протокола согласования цены не допускается</w:t>
             </w:r>
           </w:p>
         </w:tc>
@@ -175,7 +175,7 @@
           </w:tcPr>
           <w:p>
             <w:r>
-              <w:t>Отсрочка платежа 45 календарных дней с даты поставки</w:t>
+              <w:t>Цена, зафиксированная спецификацией, изменяется только дополнительным соглашением Сторон</w:t>
             </w:r>
           </w:p>
         </w:tc>
@@ -185,7 +185,7 @@
           </w:tcPr>
           <w:p>
             <w:r>
-              <w:t>нетиповое условие, п. 4.2</w:t>
+              <w:t>условие, которого в практике закупок предприятия нет; противоречит пункту 12.1 самого проекта</w:t>
             </w:r>
           </w:p>
         </w:tc>
@@ -207,7 +207,7 @@
           </w:tcPr>
           <w:p>
             <w:r>
-              <w:t>7.2</w:t>
+              <w:t>раздел 6</w:t>
             </w:r>
           </w:p>
         </w:tc>
@@ -217,7 +217,7 @@
           </w:tcPr>
           <w:p>
             <w:r>
-              <w:t>Неустойка за просрочку поставки не начисляется</w:t>
+              <w:t>Неустойка предусмотрена только для Покупателя (п. 6.1); ответственность Поставщика за нарушение срока поставки в проекте отсутствует</w:t>
             </w:r>
           </w:p>
         </w:tc>
@@ -227,7 +227,7 @@
           </w:tcPr>
           <w:p>
             <w:r>
-              <w:t>7.2 SALES-DOG-TIPOVOY</w:t>
+              <w:t>п. 7.1 ПП-2025/14: 0,1 % от стоимости не поставленной в срок партии за каждый день, но не более 10 %</w:t>
             </w:r>
           </w:p>
         </w:tc>
@@ -237,7 +237,7 @@
           </w:tcPr>
           <w:p>
             <w:r>
-              <w:t>Неустойка 0,1 % от стоимости непоставленной партии за каждый день просрочки</w:t>
+              <w:t>Неустойка Поставщика за просрочку поставки в редакции пункта 7.1 ПП-2025/14</w:t>
             </w:r>
           </w:p>
         </w:tc>
@@ -269,7 +269,7 @@
           </w:tcPr>
           <w:p>
             <w:r>
-              <w:t>3.4</w:t>
+              <w:t>1.5</w:t>
             </w:r>
           </w:p>
         </w:tc>
@@ -279,7 +279,7 @@
           </w:tcPr>
           <w:p>
             <w:r>
-              <w:t>Срок изготовления — 20 рабочих дней с даты подписания спецификации для всех групп продукции</w:t>
+              <w:t>Риск случайной гибели переходит к Покупателю на складе Поставщика в момент передачи перевозчику</w:t>
             </w:r>
           </w:p>
         </w:tc>
@@ -289,7 +289,7 @@
           </w:tcPr>
           <w:p>
             <w:r>
-              <w:t>—</w:t>
+              <w:t>п. 1.5 ПП-2025/14: риск переходит на складе Покупателя в Коврове</w:t>
             </w:r>
           </w:p>
         </w:tc>
@@ -299,7 +299,7 @@
           </w:tcPr>
           <w:p>
             <w:r>
-              <w:t>Срок по группе продукции согласно таблице раздела 2 документа SALES-SROKI-2026</w:t>
+              <w:t>Риск переходит в момент передачи продукции на складе Покупателя</w:t>
             </w:r>
           </w:p>
         </w:tc>
@@ -309,7 +309,7 @@
           </w:tcPr>
           <w:p>
             <w:r>
-              <w:t>отклонение от регламента сроков</w:t>
+              <w:t>нетиповое условие, п. 4.2</w:t>
             </w:r>
           </w:p>
         </w:tc>
@@ -331,7 +331,7 @@
           </w:tcPr>
           <w:p>
             <w:r>
-              <w:t>12.1</w:t>
+              <w:t>4.3</w:t>
             </w:r>
           </w:p>
         </w:tc>
@@ -341,7 +341,7 @@
           </w:tcPr>
           <w:p>
             <w:r>
-              <w:t>Право контрагента в одностороннем порядке изменять номенклатуру спецификации</w:t>
+              <w:t>Приёмка по качеству — 10 рабочих дней с даты поставки</w:t>
             </w:r>
           </w:p>
         </w:tc>
@@ -351,7 +351,7 @@
           </w:tcPr>
           <w:p>
             <w:r>
-              <w:t>отсутствует в типовой форме</w:t>
+              <w:t>п. 5.4 ПП-2025/14: 30 календарных дней, включая скрытые несоответствия плавки</w:t>
             </w:r>
           </w:p>
         </w:tc>
@@ -361,7 +361,7 @@
           </w:tcPr>
           <w:p>
             <w:r>
-              <w:t>Изменение номенклатуры — по письменному согласованию сторон</w:t>
+              <w:t>30 календарных дней с даты поставки; срок исчисляется с завершения входного контроля ОТК по регламенту ОТК-РЕГЛ-003</w:t>
             </w:r>
           </w:p>
         </w:tc>
@@ -371,7 +371,69 @@
           </w:tcPr>
           <w:p>
             <w:r>
-              <w:t>пункт, которого в типовой форме нет</w:t>
+              <w:t>нетиповое условие, п. 4.2</w:t>
+            </w:r>
+          </w:p>
+        </w:tc>
+      </w:tr>
+      <w:tr>
+        <w:tc>
+          <w:tcPr>
+            <w:tcW w:type="dxa" w:w="1440"/>
+          </w:tcPr>
+          <w:p>
+            <w:r>
+              <w:t>5</w:t>
+            </w:r>
+          </w:p>
+        </w:tc>
+        <w:tc>
+          <w:tcPr>
+            <w:tcW w:type="dxa" w:w="1440"/>
+          </w:tcPr>
+          <w:p>
+            <w:r>
+              <w:t>2.3</w:t>
+            </w:r>
+          </w:p>
+        </w:tc>
+        <w:tc>
+          <w:tcPr>
+            <w:tcW w:type="dxa" w:w="1440"/>
+          </w:tcPr>
+          <w:p>
+            <w:r>
+              <w:t>Отсрочка платежа 90 календарных дней с даты поставки</w:t>
+            </w:r>
+          </w:p>
+        </w:tc>
+        <w:tc>
+          <w:tcPr>
+            <w:tcW w:type="dxa" w:w="1440"/>
+          </w:tcPr>
+          <w:p>
+            <w:r>
+              <w:t>п. 3.2 ПП-2025/14: отсрочка 20 календарных дней</w:t>
+            </w:r>
+          </w:p>
+        </w:tc>
+        <w:tc>
+          <w:tcPr>
+            <w:tcW w:type="dxa" w:w="1440"/>
+          </w:tcPr>
+          <w:p>
+            <w:r>
+              <w:t>принимается в редакции контрагента</w:t>
+            </w:r>
+          </w:p>
+        </w:tc>
+        <w:tc>
+          <w:tcPr>
+            <w:tcW w:type="dxa" w:w="1440"/>
+          </w:tcPr>
+          <w:p>
+            <w:r>
+              <w:t>отклонение от типовых условий в пользу предприятия, п. 4.2</w:t>
             </w:r>
           </w:p>
         </w:tc>
@@ -387,22 +449,32 @@
     </w:p>
     <w:p>
       <w:r>
-        <w:t>2.1. Разногласия № 1 и № 2 относятся к отклонениям от типовых условий и согласованы финансовым директором в порядке пункта 4.2 регламента FIN-REGL-DOGOVOR с условием: отсрочка — не более 45 календарных дней, неустойка — в редакции типовой формы. Иные редакции не принимаются.</w:t>
+        <w:t>2.1. Разногласие № 1 не принимается ни в какой редакции. Пункт 2.6 позволяет изменить цену после подписания спецификации и прямо противоречит пункту 12.1 того же проекта, по которому любые изменения договора действительны только в письменной форме, подписанной Сторонами. При таком условии плановая сумма договора и лимит бюджета ЦФО перестают быть определимыми на дату согласования.</w:t>
       </w:r>
     </w:p>
     <w:p>
       <w:r>
-        <w:t>2.2. Разногласие № 3 не принимается: единый срок 20 рабочих дней не соответствует таблице раздела 2 документа SALES-SROKI-2026, где срок установлен по группам продукции и для шестерён составляет 28 рабочих дней. Принятие такой редакции сделало бы срок невыполнимым для части номенклатуры.</w:t>
+        <w:t>2.2. Разногласия № 2, № 3 и № 4 квалифицированы как отклонения от типовых условий закупки и согласованы финансовым директором в порядке пункта 4.2 регламента FIN-REGL-DOGOVOR при условии изложения в нашей редакции.</w:t>
       </w:r>
     </w:p>
     <w:p>
       <w:r>
-        <w:t>2.3. Разногласие № 4 не принимается: пункт в типовой форме отсутствует и предоставляет контрагенту одностороннее право, не обеспеченное встречной обязанностью.</w:t>
+        <w:t>2.3. Разногласие № 5 принимается. Отсрочка 90 календарных дней выгоднее действующих 20 дней по договору ПП-2025/14, но по пункту 4.2 регламента FIN-REGL-DOGOVOR изменение отсрочки платежа остаётся отклонением от типовых условий независимо от того, в чью пользу оно сделано, поэтому зафиксировано в протоколе и согласовано, а не принято молча.</w:t>
       </w:r>
     </w:p>
     <w:p>
       <w:r>
-        <w:t>2.4. Скидка сверх матрицы прайс-листа проектом договора не предусмотрена; при её появлении требуется согласование коммерческого директора в порядке пункта 4.3 регламента FIN-REGL-DOGOVOR.</w:t>
+        <w:t>2.4. Закупка у поставщика, не прошедшего проверку должной осмотрительности, не допускается — пункт 4.2 регламента FIN-REGL-ZAKUPKI. Заключение по проверке ООО «ТехСнаб-Урал» — FIN-ZAKL-DOLZHOSM-TSU-2026.</w:t>
+      </w:r>
+    </w:p>
+    <w:p>
+      <w:r>
+        <w:t>2.5. Плановая сумма договора по пункту 2.2 проекта — 6 200 000 ₽. Сумма превышает 5 000 000 ₽, поэтому договор подписывает генеральный директор в порядке пункта 5.2 регламента FIN-REGL-DOGOVOR.</w:t>
+      </w:r>
+    </w:p>
+    <w:p>
+      <w:r>
+        <w:t>2.6. До получения ответа контрагента по разногласию № 1 договор к подписанию не передаётся.</w:t>
       </w:r>
     </w:p>
     <w:p>
@@ -483,7 +555,7 @@
           </w:tcPr>
           <w:p>
             <w:r>
-              <w:t>23.09.2026</w:t>
+              <w:t>24.09.2026</w:t>
             </w:r>
           </w:p>
         </w:tc>
@@ -547,7 +619,7 @@
           </w:tcPr>
           <w:p>
             <w:r>
-              <w:t>24.09.2026</w:t>
+              <w:t>25.09.2026</w:t>
             </w:r>
           </w:p>
         </w:tc>
